--- a/Fase 2/Evidencias Proyecto/Evidencias de documentación/05_Acta_Sprint_Review_Completo.docx
+++ b/Fase 2/Evidencias Proyecto/Evidencias de documentación/05_Acta_Sprint_Review_Completo.docx
@@ -222,7 +222,7 @@
               <w:rPr>
                 <w:rtl w:val="0"/>
               </w:rPr>
-              <w:t xml:space="preserve">19-06-2026</w:t>
+              <w:t xml:space="preserve">21-08-2026</w:t>
             </w:r>
           </w:p>
         </w:tc>
@@ -3337,7 +3337,7 @@
               <w:rPr>
                 <w:rtl w:val="0"/>
               </w:rPr>
-              <w:t xml:space="preserve">03-07-2026</w:t>
+              <w:t xml:space="preserve">04-09-2026</w:t>
             </w:r>
           </w:p>
         </w:tc>
@@ -8212,7 +8212,7 @@
               <w:rPr>
                 <w:rtl w:val="0"/>
               </w:rPr>
-              <w:t xml:space="preserve">17-07-2026</w:t>
+              <w:t xml:space="preserve">17-09-2026</w:t>
             </w:r>
           </w:p>
         </w:tc>
@@ -13290,7 +13290,7 @@
               <w:rPr>
                 <w:rtl w:val="0"/>
               </w:rPr>
-              <w:t xml:space="preserve">31-07-2026</w:t>
+              <w:t xml:space="preserve">02-10-2026</w:t>
             </w:r>
           </w:p>
         </w:tc>
@@ -18849,7 +18849,7 @@
               <w:rPr>
                 <w:rtl w:val="0"/>
               </w:rPr>
-              <w:t xml:space="preserve">14-08-2026</w:t>
+              <w:t xml:space="preserve">16-10-2026</w:t>
             </w:r>
           </w:p>
         </w:tc>
@@ -22879,7 +22879,7 @@
               <w:rPr>
                 <w:rtl w:val="0"/>
               </w:rPr>
-              <w:t xml:space="preserve">28-08-2026</w:t>
+              <w:t xml:space="preserve">30-10-2026</w:t>
             </w:r>
           </w:p>
         </w:tc>
@@ -25630,7 +25630,7 @@
               <w:rPr>
                 <w:rtl w:val="0"/>
               </w:rPr>
-              <w:t xml:space="preserve">11-09-2026</w:t>
+              <w:t xml:space="preserve">13-11-2026</w:t>
             </w:r>
           </w:p>
         </w:tc>
@@ -27857,7 +27857,7 @@
               <w:rPr>
                 <w:rtl w:val="0"/>
               </w:rPr>
-              <w:t xml:space="preserve">25-09-2026</w:t>
+              <w:t xml:space="preserve">27-11-2026</w:t>
             </w:r>
           </w:p>
         </w:tc>
@@ -30084,7 +30084,7 @@
               <w:rPr>
                 <w:rtl w:val="0"/>
               </w:rPr>
-              <w:t xml:space="preserve">09-10-2026</w:t>
+              <w:t xml:space="preserve">11-12-2026</w:t>
             </w:r>
           </w:p>
         </w:tc>
